--- a/downloads/DATA405_Lab1_Handout.docx
+++ b/downloads/DATA405_Lab1_Handout.docx
@@ -13,7 +13,7 @@
           <w:sz w:val="18"/>
           <w:szCs w:val="18"/>
         </w:rPr>
-        <w:t xml:space="preserve">DATA405 Genomic Data Science · Fall 2026 · Howard University</w:t>
+        <w:t xml:space="preserve">Genomic Data Science · DATA405/BIOL480 · Fall 2026 · Howard University</w:t>
       </w:r>
     </w:p>
     <w:p>

--- a/downloads/DATA405_Lab1_Handout.docx
+++ b/downloads/DATA405_Lab1_Handout.docx
@@ -5635,7 +5635,7 @@
           <w:sz w:val="21"/>
           <w:szCs w:val="21"/>
         </w:rPr>
-        <w:t xml:space="preserve">The typical first answer fails two of the three tests. Name the two bugs. Which one crashes loudly and which one silently gives a wrong answer? Which is worse, and why?</w:t>
+        <w:t xml:space="preserve">The typical first answer fails two of the three tests. Name the two bugs. Run it in both languages: in which language does it crash loudly, and in which does it silently give a wrong answer? Which is worse, and why?</w:t>
       </w:r>
     </w:p>
     <w:p>

--- a/downloads/DATA405_Lab1_Handout.docx
+++ b/downloads/DATA405_Lab1_Handout.docx
@@ -43,7 +43,7 @@
           <w:sz w:val="21"/>
           <w:szCs w:val="21"/>
         </w:rPr>
-        <w:t xml:space="preserve">Wednesday Sep 30, 2026 · 5:10–6:40 pm · 1.5 hours · Instructor: Jinrui Xu</w:t>
+        <w:t xml:space="preserve">Wednesday Oct 7, 2026 · 5:10–6:40 pm · 1.5 hours · Instructor: Jinrui Xu</w:t>
       </w:r>
     </w:p>
     <w:p>

--- a/downloads/DATA405_Lab1_Handout.docx
+++ b/downloads/DATA405_Lab1_Handout.docx
@@ -5727,7 +5727,7 @@
           <w:sz w:val="21"/>
           <w:szCs w:val="21"/>
         </w:rPr>
-        <w:t xml:space="preserve">Answers to Q1–Q7 · the fixed reverse_complement in both languages · one figure from Exercise 3 or 5 exported at 3.2 × 3.2 inches (from the local setup, or right-click → save image from the website). One page is enough.</w:t>
+        <w:t xml:space="preserve">Answers to Q1–Q7 · the fixed reverse_complement in both languages · one figure from Exercise 3 or 5 (from the local setup, or right-click → save image from the website). One page is enough.</w:t>
       </w:r>
     </w:p>
     <w:p>

--- a/downloads/DATA405_Lab1_Handout.docx
+++ b/downloads/DATA405_Lab1_Handout.docx
@@ -164,7 +164,7 @@
           <w:sz w:val="21"/>
           <w:szCs w:val="21"/>
         </w:rPr>
-        <w:t xml:space="preserve">Write your answers to Q1–Q7 on this handout or in your lab report. Report due Tuesday, Oct 13 on Canvas (one page is enough).</w:t>
+        <w:t xml:space="preserve">Write your answers to Q1–Q7 on this handout or in your lab report. Report due Sunday, Oct 18, 11:59 pm on Canvas (one page is enough).</w:t>
       </w:r>
     </w:p>
     <w:p>
@@ -5713,7 +5713,7 @@
           <w:sz w:val="28"/>
           <w:szCs w:val="28"/>
         </w:rPr>
-        <w:t xml:space="preserve">Lab report (due Tuesday, Oct 13)</w:t>
+        <w:t xml:space="preserve">Lab report (due Sunday, Oct 18, 11:59 pm)</w:t>
       </w:r>
     </w:p>
     <w:p>
